--- a/work/DR/text.docx
+++ b/work/DR/text.docx
@@ -630,6 +630,198 @@
         </w:rPr>
         <w:br/>
         <w:t>Благодаря ви за вниманието и съм готов да отговоря на вашите въпроси!“</w:t>
+      </w:r>
+    </w:p>
+    <w:p/>
+    <w:p/>
+    <w:p/>
+    <w:p/>
+    <w:p/>
+    <w:p>
+      <w:pPr>
+        <w:pStyle w:val="Heading3"/>
+        <w:pBdr>
+          <w:top w:val="single" w:sz="2" w:space="0" w:color="E5E7EB"/>
+          <w:left w:val="single" w:sz="2" w:space="0" w:color="E5E7EB"/>
+          <w:bottom w:val="single" w:sz="2" w:space="0" w:color="E5E7EB"/>
+          <w:right w:val="single" w:sz="2" w:space="0" w:color="E5E7EB"/>
+        </w:pBdr>
+        <w:shd w:val="clear" w:color="auto" w:fill="FFFFFF"/>
+        <w:spacing w:before="288" w:after="144"/>
+        <w:rPr>
+          <w:rFonts w:ascii="Segoe UI" w:hAnsi="Segoe UI" w:cs="Segoe UI"/>
+        </w:rPr>
+      </w:pPr>
+      <w:r>
+        <w:rPr>
+          <w:rFonts w:ascii="Segoe UI" w:hAnsi="Segoe UI" w:cs="Segoe UI"/>
+        </w:rPr>
+        <w:t>Слайд 4: Процес на обучение и Data Augmentation</w:t>
+      </w:r>
+    </w:p>
+    <w:p>
+      <w:pPr>
+        <w:pStyle w:val="NormalWeb"/>
+        <w:pBdr>
+          <w:top w:val="single" w:sz="2" w:space="0" w:color="E5E7EB"/>
+          <w:left w:val="single" w:sz="2" w:space="0" w:color="E5E7EB"/>
+          <w:bottom w:val="single" w:sz="2" w:space="0" w:color="E5E7EB"/>
+          <w:right w:val="single" w:sz="2" w:space="0" w:color="E5E7EB"/>
+        </w:pBdr>
+        <w:shd w:val="clear" w:color="auto" w:fill="FFFFFF"/>
+        <w:spacing w:before="0" w:beforeAutospacing="0" w:after="150" w:afterAutospacing="0"/>
+        <w:rPr>
+          <w:rFonts w:ascii="Segoe UI" w:hAnsi="Segoe UI" w:cs="Segoe UI"/>
+        </w:rPr>
+      </w:pPr>
+      <w:r>
+        <w:rPr>
+          <w:rStyle w:val="Strong"/>
+          <w:rFonts w:ascii="Segoe UI" w:hAnsi="Segoe UI" w:cs="Segoe UI"/>
+          <w:bdr w:val="single" w:sz="2" w:space="0" w:color="E5E7EB" w:frame="1"/>
+        </w:rPr>
+        <w:t>Текст на слайда:</w:t>
+      </w:r>
+      <w:r>
+        <w:rPr>
+          <w:rFonts w:ascii="Segoe UI" w:hAnsi="Segoe UI" w:cs="Segoe UI"/>
+        </w:rPr>
+        <w:t> Подготовка на данните и Fine-tuning.</w:t>
+      </w:r>
+      <w:r>
+        <w:rPr>
+          <w:rFonts w:ascii="Segoe UI" w:hAnsi="Segoe UI" w:cs="Segoe UI"/>
+        </w:rPr>
+        <w:br/>
+      </w:r>
+      <w:r>
+        <w:rPr>
+          <w:rStyle w:val="Strong"/>
+          <w:rFonts w:ascii="Segoe UI" w:hAnsi="Segoe UI" w:cs="Segoe UI"/>
+          <w:bdr w:val="single" w:sz="2" w:space="0" w:color="E5E7EB" w:frame="1"/>
+        </w:rPr>
+        <w:t>Сценарий:</w:t>
+      </w:r>
+      <w:r>
+        <w:rPr>
+          <w:rFonts w:ascii="Segoe UI" w:hAnsi="Segoe UI" w:cs="Segoe UI"/>
+        </w:rPr>
+        <w:br/>
+        <w:t>„Едно от най-големите предизвикателства беше качеството на данните. Използвах </w:t>
+      </w:r>
+      <w:r>
+        <w:rPr>
+          <w:rStyle w:val="Strong"/>
+          <w:rFonts w:ascii="Segoe UI" w:hAnsi="Segoe UI" w:cs="Segoe UI"/>
+          <w:bdr w:val="single" w:sz="2" w:space="0" w:color="E5E7EB" w:frame="1"/>
+        </w:rPr>
+        <w:t>Data Augmentation</w:t>
+      </w:r>
+      <w:r>
+        <w:rPr>
+          <w:rFonts w:ascii="Segoe UI" w:hAnsi="Segoe UI" w:cs="Segoe UI"/>
+        </w:rPr>
+        <w:t> – техника, при която софтуерно завъртах, мащабирах и променях яркостта на снимките. Така моделът се научи да разпознава растението, независимо от светлината или ъгъла на снимане. След това преминах към </w:t>
+      </w:r>
+      <w:r>
+        <w:rPr>
+          <w:rStyle w:val="Strong"/>
+          <w:rFonts w:ascii="Segoe UI" w:hAnsi="Segoe UI" w:cs="Segoe UI"/>
+          <w:bdr w:val="single" w:sz="2" w:space="0" w:color="E5E7EB" w:frame="1"/>
+        </w:rPr>
+        <w:t>Fine-tuning</w:t>
+      </w:r>
+      <w:r>
+        <w:rPr>
+          <w:rFonts w:ascii="Segoe UI" w:hAnsi="Segoe UI" w:cs="Segoe UI"/>
+        </w:rPr>
+        <w:t> (фина настройка), за да адаптирам модела максимално прецизно към моя набор от данни.“</w:t>
+      </w:r>
+    </w:p>
+    <w:p>
+      <w:pPr>
+        <w:spacing w:before="360" w:after="360"/>
+        <w:rPr>
+          <w:rFonts w:ascii="Times New Roman" w:hAnsi="Times New Roman" w:cs="Times New Roman"/>
+        </w:rPr>
+      </w:pPr>
+      <w:r>
+        <w:pict>
+          <v:rect id="_x0000_i1025" style="width:0;height:.75pt" o:hralign="center" o:hrstd="t" o:hr="t" fillcolor="#a0a0a0" stroked="f"/>
+        </w:pict>
+      </w:r>
+    </w:p>
+    <w:p>
+      <w:pPr>
+        <w:pStyle w:val="Heading3"/>
+        <w:pBdr>
+          <w:top w:val="single" w:sz="2" w:space="0" w:color="E5E7EB"/>
+          <w:left w:val="single" w:sz="2" w:space="0" w:color="E5E7EB"/>
+          <w:bottom w:val="single" w:sz="2" w:space="0" w:color="E5E7EB"/>
+          <w:right w:val="single" w:sz="2" w:space="0" w:color="E5E7EB"/>
+        </w:pBdr>
+        <w:shd w:val="clear" w:color="auto" w:fill="FFFFFF"/>
+        <w:spacing w:before="288" w:after="144"/>
+        <w:rPr>
+          <w:rFonts w:ascii="Segoe UI" w:hAnsi="Segoe UI" w:cs="Segoe UI"/>
+        </w:rPr>
+      </w:pPr>
+      <w:r>
+        <w:rPr>
+          <w:rFonts w:ascii="Segoe UI" w:hAnsi="Segoe UI" w:cs="Segoe UI"/>
+        </w:rPr>
+        <w:t>Слайд 5: Демонстрация на функционалността</w:t>
+      </w:r>
+    </w:p>
+    <w:p>
+      <w:pPr>
+        <w:pStyle w:val="NormalWeb"/>
+        <w:pBdr>
+          <w:top w:val="single" w:sz="2" w:space="0" w:color="E5E7EB"/>
+          <w:left w:val="single" w:sz="2" w:space="0" w:color="E5E7EB"/>
+          <w:bottom w:val="single" w:sz="2" w:space="0" w:color="E5E7EB"/>
+          <w:right w:val="single" w:sz="2" w:space="0" w:color="E5E7EB"/>
+        </w:pBdr>
+        <w:shd w:val="clear" w:color="auto" w:fill="FFFFFF"/>
+        <w:spacing w:before="0" w:beforeAutospacing="0" w:after="150" w:afterAutospacing="0"/>
+        <w:rPr>
+          <w:rFonts w:ascii="Segoe UI" w:hAnsi="Segoe UI" w:cs="Segoe UI"/>
+        </w:rPr>
+      </w:pPr>
+      <w:r>
+        <w:rPr>
+          <w:rStyle w:val="Strong"/>
+          <w:rFonts w:ascii="Segoe UI" w:hAnsi="Segoe UI" w:cs="Segoe UI"/>
+          <w:bdr w:val="single" w:sz="2" w:space="0" w:color="E5E7EB" w:frame="1"/>
+        </w:rPr>
+        <w:t>Текст на слайда:</w:t>
+      </w:r>
+      <w:r>
+        <w:rPr>
+          <w:rFonts w:ascii="Segoe UI" w:hAnsi="Segoe UI" w:cs="Segoe UI"/>
+        </w:rPr>
+        <w:t> Клиент-сървър архитектура и „Топ 3“ резултати.</w:t>
+      </w:r>
+      <w:r>
+        <w:rPr>
+          <w:rFonts w:ascii="Segoe UI" w:hAnsi="Segoe UI" w:cs="Segoe UI"/>
+        </w:rPr>
+        <w:br/>
+      </w:r>
+      <w:r>
+        <w:rPr>
+          <w:rStyle w:val="Strong"/>
+          <w:rFonts w:ascii="Segoe UI" w:hAnsi="Segoe UI" w:cs="Segoe UI"/>
+          <w:bdr w:val="single" w:sz="2" w:space="0" w:color="E5E7EB" w:frame="1"/>
+        </w:rPr>
+        <w:t>Сценарий:</w:t>
+      </w:r>
+      <w:r>
+        <w:rPr>
+          <w:rFonts w:ascii="Segoe UI" w:hAnsi="Segoe UI" w:cs="Segoe UI"/>
+        </w:rPr>
+        <w:br/>
+        <w:t>„Приложението работи по следния начин: потребителят качва снимка през интерфейса. Тя се изпраща към сървъра, където моделът я анализира за милисекунди. Вместо само един отговор, системата връща „Топ 3“ най-вероятни съвпадения с процент на увереност. Това помага на потребителя да направи информиран избор, ако два вида си приличат визуално.“</w:t>
       </w:r>
     </w:p>
     <w:p>
@@ -1161,6 +1353,29 @@
     <w:name w:val="Normal"/>
     <w:qFormat/>
   </w:style>
+  <w:style w:type="paragraph" w:styleId="Heading3">
+    <w:name w:val="heading 3"/>
+    <w:basedOn w:val="Normal"/>
+    <w:next w:val="Normal"/>
+    <w:link w:val="Heading3Char"/>
+    <w:uiPriority w:val="9"/>
+    <w:semiHidden/>
+    <w:unhideWhenUsed/>
+    <w:qFormat/>
+    <w:rsid w:val="00AB1AC3"/>
+    <w:pPr>
+      <w:keepNext/>
+      <w:keepLines/>
+      <w:spacing w:before="40" w:after="0"/>
+      <w:outlineLvl w:val="2"/>
+    </w:pPr>
+    <w:rPr>
+      <w:rFonts w:asciiTheme="majorHAnsi" w:eastAsiaTheme="majorEastAsia" w:hAnsiTheme="majorHAnsi" w:cstheme="majorBidi"/>
+      <w:color w:val="1F4D78" w:themeColor="accent1" w:themeShade="7F"/>
+      <w:sz w:val="24"/>
+      <w:szCs w:val="24"/>
+    </w:rPr>
+  </w:style>
   <w:style w:type="paragraph" w:styleId="Heading4">
     <w:name w:val="heading 4"/>
     <w:basedOn w:val="Normal"/>
@@ -1260,6 +1475,20 @@
     <w:rPr>
       <w:i/>
       <w:iCs/>
+    </w:rPr>
+  </w:style>
+  <w:style w:type="character" w:customStyle="1" w:styleId="Heading3Char">
+    <w:name w:val="Heading 3 Char"/>
+    <w:basedOn w:val="DefaultParagraphFont"/>
+    <w:link w:val="Heading3"/>
+    <w:uiPriority w:val="9"/>
+    <w:semiHidden/>
+    <w:rsid w:val="00AB1AC3"/>
+    <w:rPr>
+      <w:rFonts w:asciiTheme="majorHAnsi" w:eastAsiaTheme="majorEastAsia" w:hAnsiTheme="majorHAnsi" w:cstheme="majorBidi"/>
+      <w:color w:val="1F4D78" w:themeColor="accent1" w:themeShade="7F"/>
+      <w:sz w:val="24"/>
+      <w:szCs w:val="24"/>
     </w:rPr>
   </w:style>
 </w:styles>
